--- a/relatorio/relatorio_final.docx
+++ b/relatorio/relatorio_final.docx
@@ -2856,23 +2856,48 @@
     </w:p>
     <w:p>
       <w:pPr>
-        <w:pBdr>
-          <w:top w:val="single" w:color="CCCCCC" w:sz="1"/>
-          <w:bottom w:val="single" w:color="CCCCCC" w:sz="1"/>
-        </w:pBdr>
         <w:spacing w:after="80" w:before="120"/>
         <w:jc w:val="center"/>
       </w:pPr>
       <w:r>
-        <w:rPr>
-          <w:rFonts w:ascii="Arial" w:cs="Arial" w:eastAsia="Arial" w:hAnsi="Arial"/>
-          <w:i/>
-          <w:iCs/>
-          <w:color w:val="888888"/>
-          <w:sz w:val="20"/>
-          <w:szCs w:val="20"/>
-        </w:rPr>
-        <w:t xml:space="preserve">[ Fluxograma da Metodologia — inserir imagem aqui ]</w:t>
+        <w:drawing>
+          <wp:inline distT="0" distB="0" distL="0" distR="0">
+            <wp:extent cx="5334000" cy="4533900"/>
+            <wp:effectExtent t="0" r="0" b="0" l="0"/>
+            <wp:docPr id="1" name="" descr="" title=""/>
+            <wp:cNvGraphicFramePr>
+              <a:graphicFrameLocks xmlns:a="http://schemas.openxmlformats.org/drawingml/2006/main" noChangeAspect="1"/>
+            </wp:cNvGraphicFramePr>
+            <a:graphic xmlns:a="http://schemas.openxmlformats.org/drawingml/2006/main">
+              <a:graphicData uri="http://schemas.openxmlformats.org/drawingml/2006/picture">
+                <pic:pic xmlns:pic="http://schemas.openxmlformats.org/drawingml/2006/picture">
+                  <pic:nvPicPr>
+                    <pic:cNvPr id="0" name="" descr=""/>
+                    <pic:cNvPicPr>
+                      <a:picLocks noChangeAspect="1" noChangeArrowheads="1"/>
+                    </pic:cNvPicPr>
+                  </pic:nvPicPr>
+                  <pic:blipFill>
+                    <a:blip r:embed="rId9" cstate="none"/>
+                    <a:srcRect/>
+                    <a:stretch>
+                      <a:fillRect/>
+                    </a:stretch>
+                  </pic:blipFill>
+                  <pic:spPr bwMode="auto">
+                    <a:xfrm>
+                      <a:off x="0" y="0"/>
+                      <a:ext cx="5334000" cy="4533900"/>
+                    </a:xfrm>
+                    <a:prstGeom prst="rect">
+                      <a:avLst/>
+                    </a:prstGeom>
+                  </pic:spPr>
+                </pic:pic>
+              </a:graphicData>
+            </a:graphic>
+          </wp:inline>
+        </w:drawing>
       </w:r>
     </w:p>
     <w:p>

--- a/relatorio/relatorio_final.docx
+++ b/relatorio/relatorio_final.docx
@@ -8311,19 +8311,48 @@
     </w:p>
     <w:p>
       <w:pPr>
-        <w:spacing w:after="80" w:before="120"/>
+        <w:spacing w:after="40" w:before="80"/>
         <w:jc w:val="center"/>
       </w:pPr>
       <w:r>
-        <w:rPr>
-          <w:rFonts w:ascii="Arial" w:cs="Arial" w:eastAsia="Arial" w:hAnsi="Arial"/>
-          <w:i/>
-          <w:iCs/>
-          <w:color w:val="888888"/>
-          <w:sz w:val="20"/>
-          <w:szCs w:val="20"/>
-        </w:rPr>
-        <w:t xml:space="preserve">[ Figura 2 — RQ01: Estrelas vs CBO (mediana) ]</w:t>
+        <w:drawing>
+          <wp:inline distT="0" distB="0" distL="0" distR="0">
+            <wp:extent cx="4762500" cy="2266950"/>
+            <wp:effectExtent t="0" r="0" b="0" l="0"/>
+            <wp:docPr id="1" name="" descr="" title=""/>
+            <wp:cNvGraphicFramePr>
+              <a:graphicFrameLocks xmlns:a="http://schemas.openxmlformats.org/drawingml/2006/main" noChangeAspect="1"/>
+            </wp:cNvGraphicFramePr>
+            <a:graphic xmlns:a="http://schemas.openxmlformats.org/drawingml/2006/main">
+              <a:graphicData uri="http://schemas.openxmlformats.org/drawingml/2006/picture">
+                <pic:pic xmlns:pic="http://schemas.openxmlformats.org/drawingml/2006/picture">
+                  <pic:nvPicPr>
+                    <pic:cNvPr id="0" name="" descr=""/>
+                    <pic:cNvPicPr>
+                      <a:picLocks noChangeAspect="1" noChangeArrowheads="1"/>
+                    </pic:cNvPicPr>
+                  </pic:nvPicPr>
+                  <pic:blipFill>
+                    <a:blip r:embed="rId10" cstate="none"/>
+                    <a:srcRect/>
+                    <a:stretch>
+                      <a:fillRect/>
+                    </a:stretch>
+                  </pic:blipFill>
+                  <pic:spPr bwMode="auto">
+                    <a:xfrm>
+                      <a:off x="0" y="0"/>
+                      <a:ext cx="4762500" cy="2266950"/>
+                    </a:xfrm>
+                    <a:prstGeom prst="rect">
+                      <a:avLst/>
+                    </a:prstGeom>
+                  </pic:spPr>
+                </pic:pic>
+              </a:graphicData>
+            </a:graphic>
+          </wp:inline>
+        </w:drawing>
       </w:r>
     </w:p>
     <w:p>
@@ -8345,19 +8374,48 @@
     </w:p>
     <w:p>
       <w:pPr>
-        <w:spacing w:after="80" w:before="120"/>
+        <w:spacing w:after="40" w:before="80"/>
         <w:jc w:val="center"/>
       </w:pPr>
       <w:r>
-        <w:rPr>
-          <w:rFonts w:ascii="Arial" w:cs="Arial" w:eastAsia="Arial" w:hAnsi="Arial"/>
-          <w:i/>
-          <w:iCs/>
-          <w:color w:val="888888"/>
-          <w:sz w:val="20"/>
-          <w:szCs w:val="20"/>
-        </w:rPr>
-        <w:t xml:space="preserve">[ Figura 3 — RQ01: Estrelas vs DIT (mediana) ]</w:t>
+        <w:drawing>
+          <wp:inline distT="0" distB="0" distL="0" distR="0">
+            <wp:extent cx="4762500" cy="2266950"/>
+            <wp:effectExtent t="0" r="0" b="0" l="0"/>
+            <wp:docPr id="1" name="" descr="" title=""/>
+            <wp:cNvGraphicFramePr>
+              <a:graphicFrameLocks xmlns:a="http://schemas.openxmlformats.org/drawingml/2006/main" noChangeAspect="1"/>
+            </wp:cNvGraphicFramePr>
+            <a:graphic xmlns:a="http://schemas.openxmlformats.org/drawingml/2006/main">
+              <a:graphicData uri="http://schemas.openxmlformats.org/drawingml/2006/picture">
+                <pic:pic xmlns:pic="http://schemas.openxmlformats.org/drawingml/2006/picture">
+                  <pic:nvPicPr>
+                    <pic:cNvPr id="0" name="" descr=""/>
+                    <pic:cNvPicPr>
+                      <a:picLocks noChangeAspect="1" noChangeArrowheads="1"/>
+                    </pic:cNvPicPr>
+                  </pic:nvPicPr>
+                  <pic:blipFill>
+                    <a:blip r:embed="rId11" cstate="none"/>
+                    <a:srcRect/>
+                    <a:stretch>
+                      <a:fillRect/>
+                    </a:stretch>
+                  </pic:blipFill>
+                  <pic:spPr bwMode="auto">
+                    <a:xfrm>
+                      <a:off x="0" y="0"/>
+                      <a:ext cx="4762500" cy="2266950"/>
+                    </a:xfrm>
+                    <a:prstGeom prst="rect">
+                      <a:avLst/>
+                    </a:prstGeom>
+                  </pic:spPr>
+                </pic:pic>
+              </a:graphicData>
+            </a:graphic>
+          </wp:inline>
+        </w:drawing>
       </w:r>
     </w:p>
     <w:p>
@@ -8379,19 +8437,48 @@
     </w:p>
     <w:p>
       <w:pPr>
-        <w:spacing w:after="80" w:before="120"/>
+        <w:spacing w:after="40" w:before="80"/>
         <w:jc w:val="center"/>
       </w:pPr>
       <w:r>
-        <w:rPr>
-          <w:rFonts w:ascii="Arial" w:cs="Arial" w:eastAsia="Arial" w:hAnsi="Arial"/>
-          <w:i/>
-          <w:iCs/>
-          <w:color w:val="888888"/>
-          <w:sz w:val="20"/>
-          <w:szCs w:val="20"/>
-        </w:rPr>
-        <w:t xml:space="preserve">[ Figura 4 — RQ01: Estrelas vs LCOM (mediana) ]</w:t>
+        <w:drawing>
+          <wp:inline distT="0" distB="0" distL="0" distR="0">
+            <wp:extent cx="4762500" cy="2266950"/>
+            <wp:effectExtent t="0" r="0" b="0" l="0"/>
+            <wp:docPr id="1" name="" descr="" title=""/>
+            <wp:cNvGraphicFramePr>
+              <a:graphicFrameLocks xmlns:a="http://schemas.openxmlformats.org/drawingml/2006/main" noChangeAspect="1"/>
+            </wp:cNvGraphicFramePr>
+            <a:graphic xmlns:a="http://schemas.openxmlformats.org/drawingml/2006/main">
+              <a:graphicData uri="http://schemas.openxmlformats.org/drawingml/2006/picture">
+                <pic:pic xmlns:pic="http://schemas.openxmlformats.org/drawingml/2006/picture">
+                  <pic:nvPicPr>
+                    <pic:cNvPr id="0" name="" descr=""/>
+                    <pic:cNvPicPr>
+                      <a:picLocks noChangeAspect="1" noChangeArrowheads="1"/>
+                    </pic:cNvPicPr>
+                  </pic:nvPicPr>
+                  <pic:blipFill>
+                    <a:blip r:embed="rId12" cstate="none"/>
+                    <a:srcRect/>
+                    <a:stretch>
+                      <a:fillRect/>
+                    </a:stretch>
+                  </pic:blipFill>
+                  <pic:spPr bwMode="auto">
+                    <a:xfrm>
+                      <a:off x="0" y="0"/>
+                      <a:ext cx="4762500" cy="2266950"/>
+                    </a:xfrm>
+                    <a:prstGeom prst="rect">
+                      <a:avLst/>
+                    </a:prstGeom>
+                  </pic:spPr>
+                </pic:pic>
+              </a:graphicData>
+            </a:graphic>
+          </wp:inline>
+        </w:drawing>
       </w:r>
     </w:p>
     <w:p>
@@ -8452,19 +8539,48 @@
     </w:p>
     <w:p>
       <w:pPr>
-        <w:spacing w:after="80" w:before="120"/>
+        <w:spacing w:after="40" w:before="80"/>
         <w:jc w:val="center"/>
       </w:pPr>
       <w:r>
-        <w:rPr>
-          <w:rFonts w:ascii="Arial" w:cs="Arial" w:eastAsia="Arial" w:hAnsi="Arial"/>
-          <w:i/>
-          <w:iCs/>
-          <w:color w:val="888888"/>
-          <w:sz w:val="20"/>
-          <w:szCs w:val="20"/>
-        </w:rPr>
-        <w:t xml:space="preserve">[ Figura 5 — RQ02: Idade vs CBO (mediana) ]</w:t>
+        <w:drawing>
+          <wp:inline distT="0" distB="0" distL="0" distR="0">
+            <wp:extent cx="4762500" cy="2266950"/>
+            <wp:effectExtent t="0" r="0" b="0" l="0"/>
+            <wp:docPr id="1" name="" descr="" title=""/>
+            <wp:cNvGraphicFramePr>
+              <a:graphicFrameLocks xmlns:a="http://schemas.openxmlformats.org/drawingml/2006/main" noChangeAspect="1"/>
+            </wp:cNvGraphicFramePr>
+            <a:graphic xmlns:a="http://schemas.openxmlformats.org/drawingml/2006/main">
+              <a:graphicData uri="http://schemas.openxmlformats.org/drawingml/2006/picture">
+                <pic:pic xmlns:pic="http://schemas.openxmlformats.org/drawingml/2006/picture">
+                  <pic:nvPicPr>
+                    <pic:cNvPr id="0" name="" descr=""/>
+                    <pic:cNvPicPr>
+                      <a:picLocks noChangeAspect="1" noChangeArrowheads="1"/>
+                    </pic:cNvPicPr>
+                  </pic:nvPicPr>
+                  <pic:blipFill>
+                    <a:blip r:embed="rId13" cstate="none"/>
+                    <a:srcRect/>
+                    <a:stretch>
+                      <a:fillRect/>
+                    </a:stretch>
+                  </pic:blipFill>
+                  <pic:spPr bwMode="auto">
+                    <a:xfrm>
+                      <a:off x="0" y="0"/>
+                      <a:ext cx="4762500" cy="2266950"/>
+                    </a:xfrm>
+                    <a:prstGeom prst="rect">
+                      <a:avLst/>
+                    </a:prstGeom>
+                  </pic:spPr>
+                </pic:pic>
+              </a:graphicData>
+            </a:graphic>
+          </wp:inline>
+        </w:drawing>
       </w:r>
     </w:p>
     <w:p>
@@ -8486,19 +8602,48 @@
     </w:p>
     <w:p>
       <w:pPr>
-        <w:spacing w:after="80" w:before="120"/>
+        <w:spacing w:after="40" w:before="80"/>
         <w:jc w:val="center"/>
       </w:pPr>
       <w:r>
-        <w:rPr>
-          <w:rFonts w:ascii="Arial" w:cs="Arial" w:eastAsia="Arial" w:hAnsi="Arial"/>
-          <w:i/>
-          <w:iCs/>
-          <w:color w:val="888888"/>
-          <w:sz w:val="20"/>
-          <w:szCs w:val="20"/>
-        </w:rPr>
-        <w:t xml:space="preserve">[ Figura 6 — RQ02: Idade vs DIT (mediana) ]</w:t>
+        <w:drawing>
+          <wp:inline distT="0" distB="0" distL="0" distR="0">
+            <wp:extent cx="4762500" cy="2266950"/>
+            <wp:effectExtent t="0" r="0" b="0" l="0"/>
+            <wp:docPr id="1" name="" descr="" title=""/>
+            <wp:cNvGraphicFramePr>
+              <a:graphicFrameLocks xmlns:a="http://schemas.openxmlformats.org/drawingml/2006/main" noChangeAspect="1"/>
+            </wp:cNvGraphicFramePr>
+            <a:graphic xmlns:a="http://schemas.openxmlformats.org/drawingml/2006/main">
+              <a:graphicData uri="http://schemas.openxmlformats.org/drawingml/2006/picture">
+                <pic:pic xmlns:pic="http://schemas.openxmlformats.org/drawingml/2006/picture">
+                  <pic:nvPicPr>
+                    <pic:cNvPr id="0" name="" descr=""/>
+                    <pic:cNvPicPr>
+                      <a:picLocks noChangeAspect="1" noChangeArrowheads="1"/>
+                    </pic:cNvPicPr>
+                  </pic:nvPicPr>
+                  <pic:blipFill>
+                    <a:blip r:embed="rId14" cstate="none"/>
+                    <a:srcRect/>
+                    <a:stretch>
+                      <a:fillRect/>
+                    </a:stretch>
+                  </pic:blipFill>
+                  <pic:spPr bwMode="auto">
+                    <a:xfrm>
+                      <a:off x="0" y="0"/>
+                      <a:ext cx="4762500" cy="2266950"/>
+                    </a:xfrm>
+                    <a:prstGeom prst="rect">
+                      <a:avLst/>
+                    </a:prstGeom>
+                  </pic:spPr>
+                </pic:pic>
+              </a:graphicData>
+            </a:graphic>
+          </wp:inline>
+        </w:drawing>
       </w:r>
     </w:p>
     <w:p>
@@ -8520,19 +8665,48 @@
     </w:p>
     <w:p>
       <w:pPr>
-        <w:spacing w:after="80" w:before="120"/>
+        <w:spacing w:after="40" w:before="80"/>
         <w:jc w:val="center"/>
       </w:pPr>
       <w:r>
-        <w:rPr>
-          <w:rFonts w:ascii="Arial" w:cs="Arial" w:eastAsia="Arial" w:hAnsi="Arial"/>
-          <w:i/>
-          <w:iCs/>
-          <w:color w:val="888888"/>
-          <w:sz w:val="20"/>
-          <w:szCs w:val="20"/>
-        </w:rPr>
-        <w:t xml:space="preserve">[ Figura 7 — RQ02: Idade vs LCOM (mediana) ]</w:t>
+        <w:drawing>
+          <wp:inline distT="0" distB="0" distL="0" distR="0">
+            <wp:extent cx="4762500" cy="2266950"/>
+            <wp:effectExtent t="0" r="0" b="0" l="0"/>
+            <wp:docPr id="1" name="" descr="" title=""/>
+            <wp:cNvGraphicFramePr>
+              <a:graphicFrameLocks xmlns:a="http://schemas.openxmlformats.org/drawingml/2006/main" noChangeAspect="1"/>
+            </wp:cNvGraphicFramePr>
+            <a:graphic xmlns:a="http://schemas.openxmlformats.org/drawingml/2006/main">
+              <a:graphicData uri="http://schemas.openxmlformats.org/drawingml/2006/picture">
+                <pic:pic xmlns:pic="http://schemas.openxmlformats.org/drawingml/2006/picture">
+                  <pic:nvPicPr>
+                    <pic:cNvPr id="0" name="" descr=""/>
+                    <pic:cNvPicPr>
+                      <a:picLocks noChangeAspect="1" noChangeArrowheads="1"/>
+                    </pic:cNvPicPr>
+                  </pic:nvPicPr>
+                  <pic:blipFill>
+                    <a:blip r:embed="rId15" cstate="none"/>
+                    <a:srcRect/>
+                    <a:stretch>
+                      <a:fillRect/>
+                    </a:stretch>
+                  </pic:blipFill>
+                  <pic:spPr bwMode="auto">
+                    <a:xfrm>
+                      <a:off x="0" y="0"/>
+                      <a:ext cx="4762500" cy="2266950"/>
+                    </a:xfrm>
+                    <a:prstGeom prst="rect">
+                      <a:avLst/>
+                    </a:prstGeom>
+                  </pic:spPr>
+                </pic:pic>
+              </a:graphicData>
+            </a:graphic>
+          </wp:inline>
+        </w:drawing>
       </w:r>
     </w:p>
     <w:p>
@@ -8593,19 +8767,48 @@
     </w:p>
     <w:p>
       <w:pPr>
-        <w:spacing w:after="80" w:before="120"/>
+        <w:spacing w:after="40" w:before="80"/>
         <w:jc w:val="center"/>
       </w:pPr>
       <w:r>
-        <w:rPr>
-          <w:rFonts w:ascii="Arial" w:cs="Arial" w:eastAsia="Arial" w:hAnsi="Arial"/>
-          <w:i/>
-          <w:iCs/>
-          <w:color w:val="888888"/>
-          <w:sz w:val="20"/>
-          <w:szCs w:val="20"/>
-        </w:rPr>
-        <w:t xml:space="preserve">[ Figura 8 — RQ03: Releases vs CBO (mediana) ]</w:t>
+        <w:drawing>
+          <wp:inline distT="0" distB="0" distL="0" distR="0">
+            <wp:extent cx="4762500" cy="2266950"/>
+            <wp:effectExtent t="0" r="0" b="0" l="0"/>
+            <wp:docPr id="1" name="" descr="" title=""/>
+            <wp:cNvGraphicFramePr>
+              <a:graphicFrameLocks xmlns:a="http://schemas.openxmlformats.org/drawingml/2006/main" noChangeAspect="1"/>
+            </wp:cNvGraphicFramePr>
+            <a:graphic xmlns:a="http://schemas.openxmlformats.org/drawingml/2006/main">
+              <a:graphicData uri="http://schemas.openxmlformats.org/drawingml/2006/picture">
+                <pic:pic xmlns:pic="http://schemas.openxmlformats.org/drawingml/2006/picture">
+                  <pic:nvPicPr>
+                    <pic:cNvPr id="0" name="" descr=""/>
+                    <pic:cNvPicPr>
+                      <a:picLocks noChangeAspect="1" noChangeArrowheads="1"/>
+                    </pic:cNvPicPr>
+                  </pic:nvPicPr>
+                  <pic:blipFill>
+                    <a:blip r:embed="rId16" cstate="none"/>
+                    <a:srcRect/>
+                    <a:stretch>
+                      <a:fillRect/>
+                    </a:stretch>
+                  </pic:blipFill>
+                  <pic:spPr bwMode="auto">
+                    <a:xfrm>
+                      <a:off x="0" y="0"/>
+                      <a:ext cx="4762500" cy="2266950"/>
+                    </a:xfrm>
+                    <a:prstGeom prst="rect">
+                      <a:avLst/>
+                    </a:prstGeom>
+                  </pic:spPr>
+                </pic:pic>
+              </a:graphicData>
+            </a:graphic>
+          </wp:inline>
+        </w:drawing>
       </w:r>
     </w:p>
     <w:p>
@@ -8627,19 +8830,48 @@
     </w:p>
     <w:p>
       <w:pPr>
-        <w:spacing w:after="80" w:before="120"/>
+        <w:spacing w:after="40" w:before="80"/>
         <w:jc w:val="center"/>
       </w:pPr>
       <w:r>
-        <w:rPr>
-          <w:rFonts w:ascii="Arial" w:cs="Arial" w:eastAsia="Arial" w:hAnsi="Arial"/>
-          <w:i/>
-          <w:iCs/>
-          <w:color w:val="888888"/>
-          <w:sz w:val="20"/>
-          <w:szCs w:val="20"/>
-        </w:rPr>
-        <w:t xml:space="preserve">[ Figura 9 — RQ03: Releases vs DIT (mediana) ]</w:t>
+        <w:drawing>
+          <wp:inline distT="0" distB="0" distL="0" distR="0">
+            <wp:extent cx="4762500" cy="2266950"/>
+            <wp:effectExtent t="0" r="0" b="0" l="0"/>
+            <wp:docPr id="1" name="" descr="" title=""/>
+            <wp:cNvGraphicFramePr>
+              <a:graphicFrameLocks xmlns:a="http://schemas.openxmlformats.org/drawingml/2006/main" noChangeAspect="1"/>
+            </wp:cNvGraphicFramePr>
+            <a:graphic xmlns:a="http://schemas.openxmlformats.org/drawingml/2006/main">
+              <a:graphicData uri="http://schemas.openxmlformats.org/drawingml/2006/picture">
+                <pic:pic xmlns:pic="http://schemas.openxmlformats.org/drawingml/2006/picture">
+                  <pic:nvPicPr>
+                    <pic:cNvPr id="0" name="" descr=""/>
+                    <pic:cNvPicPr>
+                      <a:picLocks noChangeAspect="1" noChangeArrowheads="1"/>
+                    </pic:cNvPicPr>
+                  </pic:nvPicPr>
+                  <pic:blipFill>
+                    <a:blip r:embed="rId17" cstate="none"/>
+                    <a:srcRect/>
+                    <a:stretch>
+                      <a:fillRect/>
+                    </a:stretch>
+                  </pic:blipFill>
+                  <pic:spPr bwMode="auto">
+                    <a:xfrm>
+                      <a:off x="0" y="0"/>
+                      <a:ext cx="4762500" cy="2266950"/>
+                    </a:xfrm>
+                    <a:prstGeom prst="rect">
+                      <a:avLst/>
+                    </a:prstGeom>
+                  </pic:spPr>
+                </pic:pic>
+              </a:graphicData>
+            </a:graphic>
+          </wp:inline>
+        </w:drawing>
       </w:r>
     </w:p>
     <w:p>
@@ -8661,19 +8893,48 @@
     </w:p>
     <w:p>
       <w:pPr>
-        <w:spacing w:after="80" w:before="120"/>
+        <w:spacing w:after="40" w:before="80"/>
         <w:jc w:val="center"/>
       </w:pPr>
       <w:r>
-        <w:rPr>
-          <w:rFonts w:ascii="Arial" w:cs="Arial" w:eastAsia="Arial" w:hAnsi="Arial"/>
-          <w:i/>
-          <w:iCs/>
-          <w:color w:val="888888"/>
-          <w:sz w:val="20"/>
-          <w:szCs w:val="20"/>
-        </w:rPr>
-        <w:t xml:space="preserve">[ Figura 10 — RQ03: Releases vs LCOM (mediana) ]</w:t>
+        <w:drawing>
+          <wp:inline distT="0" distB="0" distL="0" distR="0">
+            <wp:extent cx="4762500" cy="2266950"/>
+            <wp:effectExtent t="0" r="0" b="0" l="0"/>
+            <wp:docPr id="1" name="" descr="" title=""/>
+            <wp:cNvGraphicFramePr>
+              <a:graphicFrameLocks xmlns:a="http://schemas.openxmlformats.org/drawingml/2006/main" noChangeAspect="1"/>
+            </wp:cNvGraphicFramePr>
+            <a:graphic xmlns:a="http://schemas.openxmlformats.org/drawingml/2006/main">
+              <a:graphicData uri="http://schemas.openxmlformats.org/drawingml/2006/picture">
+                <pic:pic xmlns:pic="http://schemas.openxmlformats.org/drawingml/2006/picture">
+                  <pic:nvPicPr>
+                    <pic:cNvPr id="0" name="" descr=""/>
+                    <pic:cNvPicPr>
+                      <a:picLocks noChangeAspect="1" noChangeArrowheads="1"/>
+                    </pic:cNvPicPr>
+                  </pic:nvPicPr>
+                  <pic:blipFill>
+                    <a:blip r:embed="rId18" cstate="none"/>
+                    <a:srcRect/>
+                    <a:stretch>
+                      <a:fillRect/>
+                    </a:stretch>
+                  </pic:blipFill>
+                  <pic:spPr bwMode="auto">
+                    <a:xfrm>
+                      <a:off x="0" y="0"/>
+                      <a:ext cx="4762500" cy="2266950"/>
+                    </a:xfrm>
+                    <a:prstGeom prst="rect">
+                      <a:avLst/>
+                    </a:prstGeom>
+                  </pic:spPr>
+                </pic:pic>
+              </a:graphicData>
+            </a:graphic>
+          </wp:inline>
+        </w:drawing>
       </w:r>
     </w:p>
     <w:p>
@@ -8734,19 +8995,48 @@
     </w:p>
     <w:p>
       <w:pPr>
-        <w:spacing w:after="80" w:before="120"/>
+        <w:spacing w:after="40" w:before="80"/>
         <w:jc w:val="center"/>
       </w:pPr>
       <w:r>
-        <w:rPr>
-          <w:rFonts w:ascii="Arial" w:cs="Arial" w:eastAsia="Arial" w:hAnsi="Arial"/>
-          <w:i/>
-          <w:iCs/>
-          <w:color w:val="888888"/>
-          <w:sz w:val="20"/>
-          <w:szCs w:val="20"/>
-        </w:rPr>
-        <w:t xml:space="preserve">[ Figura 11 — RQ04: LOC vs CBO (mediana) ]</w:t>
+        <w:drawing>
+          <wp:inline distT="0" distB="0" distL="0" distR="0">
+            <wp:extent cx="4762500" cy="2266950"/>
+            <wp:effectExtent t="0" r="0" b="0" l="0"/>
+            <wp:docPr id="1" name="" descr="" title=""/>
+            <wp:cNvGraphicFramePr>
+              <a:graphicFrameLocks xmlns:a="http://schemas.openxmlformats.org/drawingml/2006/main" noChangeAspect="1"/>
+            </wp:cNvGraphicFramePr>
+            <a:graphic xmlns:a="http://schemas.openxmlformats.org/drawingml/2006/main">
+              <a:graphicData uri="http://schemas.openxmlformats.org/drawingml/2006/picture">
+                <pic:pic xmlns:pic="http://schemas.openxmlformats.org/drawingml/2006/picture">
+                  <pic:nvPicPr>
+                    <pic:cNvPr id="0" name="" descr=""/>
+                    <pic:cNvPicPr>
+                      <a:picLocks noChangeAspect="1" noChangeArrowheads="1"/>
+                    </pic:cNvPicPr>
+                  </pic:nvPicPr>
+                  <pic:blipFill>
+                    <a:blip r:embed="rId19" cstate="none"/>
+                    <a:srcRect/>
+                    <a:stretch>
+                      <a:fillRect/>
+                    </a:stretch>
+                  </pic:blipFill>
+                  <pic:spPr bwMode="auto">
+                    <a:xfrm>
+                      <a:off x="0" y="0"/>
+                      <a:ext cx="4762500" cy="2266950"/>
+                    </a:xfrm>
+                    <a:prstGeom prst="rect">
+                      <a:avLst/>
+                    </a:prstGeom>
+                  </pic:spPr>
+                </pic:pic>
+              </a:graphicData>
+            </a:graphic>
+          </wp:inline>
+        </w:drawing>
       </w:r>
     </w:p>
     <w:p>
@@ -8768,19 +9058,48 @@
     </w:p>
     <w:p>
       <w:pPr>
-        <w:spacing w:after="80" w:before="120"/>
+        <w:spacing w:after="40" w:before="80"/>
         <w:jc w:val="center"/>
       </w:pPr>
       <w:r>
-        <w:rPr>
-          <w:rFonts w:ascii="Arial" w:cs="Arial" w:eastAsia="Arial" w:hAnsi="Arial"/>
-          <w:i/>
-          <w:iCs/>
-          <w:color w:val="888888"/>
-          <w:sz w:val="20"/>
-          <w:szCs w:val="20"/>
-        </w:rPr>
-        <w:t xml:space="preserve">[ Figura 12 — RQ04: LOC vs DIT (mediana) ]</w:t>
+        <w:drawing>
+          <wp:inline distT="0" distB="0" distL="0" distR="0">
+            <wp:extent cx="4762500" cy="2266950"/>
+            <wp:effectExtent t="0" r="0" b="0" l="0"/>
+            <wp:docPr id="1" name="" descr="" title=""/>
+            <wp:cNvGraphicFramePr>
+              <a:graphicFrameLocks xmlns:a="http://schemas.openxmlformats.org/drawingml/2006/main" noChangeAspect="1"/>
+            </wp:cNvGraphicFramePr>
+            <a:graphic xmlns:a="http://schemas.openxmlformats.org/drawingml/2006/main">
+              <a:graphicData uri="http://schemas.openxmlformats.org/drawingml/2006/picture">
+                <pic:pic xmlns:pic="http://schemas.openxmlformats.org/drawingml/2006/picture">
+                  <pic:nvPicPr>
+                    <pic:cNvPr id="0" name="" descr=""/>
+                    <pic:cNvPicPr>
+                      <a:picLocks noChangeAspect="1" noChangeArrowheads="1"/>
+                    </pic:cNvPicPr>
+                  </pic:nvPicPr>
+                  <pic:blipFill>
+                    <a:blip r:embed="rId20" cstate="none"/>
+                    <a:srcRect/>
+                    <a:stretch>
+                      <a:fillRect/>
+                    </a:stretch>
+                  </pic:blipFill>
+                  <pic:spPr bwMode="auto">
+                    <a:xfrm>
+                      <a:off x="0" y="0"/>
+                      <a:ext cx="4762500" cy="2266950"/>
+                    </a:xfrm>
+                    <a:prstGeom prst="rect">
+                      <a:avLst/>
+                    </a:prstGeom>
+                  </pic:spPr>
+                </pic:pic>
+              </a:graphicData>
+            </a:graphic>
+          </wp:inline>
+        </w:drawing>
       </w:r>
     </w:p>
     <w:p>
@@ -8802,19 +9121,48 @@
     </w:p>
     <w:p>
       <w:pPr>
-        <w:spacing w:after="80" w:before="120"/>
+        <w:spacing w:after="40" w:before="80"/>
         <w:jc w:val="center"/>
       </w:pPr>
       <w:r>
-        <w:rPr>
-          <w:rFonts w:ascii="Arial" w:cs="Arial" w:eastAsia="Arial" w:hAnsi="Arial"/>
-          <w:i/>
-          <w:iCs/>
-          <w:color w:val="888888"/>
-          <w:sz w:val="20"/>
-          <w:szCs w:val="20"/>
-        </w:rPr>
-        <w:t xml:space="preserve">[ Figura 13 — RQ04: LOC vs LCOM (mediana) ]</w:t>
+        <w:drawing>
+          <wp:inline distT="0" distB="0" distL="0" distR="0">
+            <wp:extent cx="4762500" cy="2266950"/>
+            <wp:effectExtent t="0" r="0" b="0" l="0"/>
+            <wp:docPr id="1" name="" descr="" title=""/>
+            <wp:cNvGraphicFramePr>
+              <a:graphicFrameLocks xmlns:a="http://schemas.openxmlformats.org/drawingml/2006/main" noChangeAspect="1"/>
+            </wp:cNvGraphicFramePr>
+            <a:graphic xmlns:a="http://schemas.openxmlformats.org/drawingml/2006/main">
+              <a:graphicData uri="http://schemas.openxmlformats.org/drawingml/2006/picture">
+                <pic:pic xmlns:pic="http://schemas.openxmlformats.org/drawingml/2006/picture">
+                  <pic:nvPicPr>
+                    <pic:cNvPr id="0" name="" descr=""/>
+                    <pic:cNvPicPr>
+                      <a:picLocks noChangeAspect="1" noChangeArrowheads="1"/>
+                    </pic:cNvPicPr>
+                  </pic:nvPicPr>
+                  <pic:blipFill>
+                    <a:blip r:embed="rId21" cstate="none"/>
+                    <a:srcRect/>
+                    <a:stretch>
+                      <a:fillRect/>
+                    </a:stretch>
+                  </pic:blipFill>
+                  <pic:spPr bwMode="auto">
+                    <a:xfrm>
+                      <a:off x="0" y="0"/>
+                      <a:ext cx="4762500" cy="2266950"/>
+                    </a:xfrm>
+                    <a:prstGeom prst="rect">
+                      <a:avLst/>
+                    </a:prstGeom>
+                  </pic:spPr>
+                </pic:pic>
+              </a:graphicData>
+            </a:graphic>
+          </wp:inline>
+        </w:drawing>
       </w:r>
     </w:p>
     <w:p>
@@ -8836,19 +9184,48 @@
     </w:p>
     <w:p>
       <w:pPr>
-        <w:spacing w:after="80" w:before="120"/>
+        <w:spacing w:after="40" w:before="80"/>
         <w:jc w:val="center"/>
       </w:pPr>
       <w:r>
-        <w:rPr>
-          <w:rFonts w:ascii="Arial" w:cs="Arial" w:eastAsia="Arial" w:hAnsi="Arial"/>
-          <w:i/>
-          <w:iCs/>
-          <w:color w:val="888888"/>
-          <w:sz w:val="20"/>
-          <w:szCs w:val="20"/>
-        </w:rPr>
-        <w:t xml:space="preserve">[ Figura 14 — RQ04: Comentários vs CBO (mediana) ]</w:t>
+        <w:drawing>
+          <wp:inline distT="0" distB="0" distL="0" distR="0">
+            <wp:extent cx="4762500" cy="2266950"/>
+            <wp:effectExtent t="0" r="0" b="0" l="0"/>
+            <wp:docPr id="1" name="" descr="" title=""/>
+            <wp:cNvGraphicFramePr>
+              <a:graphicFrameLocks xmlns:a="http://schemas.openxmlformats.org/drawingml/2006/main" noChangeAspect="1"/>
+            </wp:cNvGraphicFramePr>
+            <a:graphic xmlns:a="http://schemas.openxmlformats.org/drawingml/2006/main">
+              <a:graphicData uri="http://schemas.openxmlformats.org/drawingml/2006/picture">
+                <pic:pic xmlns:pic="http://schemas.openxmlformats.org/drawingml/2006/picture">
+                  <pic:nvPicPr>
+                    <pic:cNvPr id="0" name="" descr=""/>
+                    <pic:cNvPicPr>
+                      <a:picLocks noChangeAspect="1" noChangeArrowheads="1"/>
+                    </pic:cNvPicPr>
+                  </pic:nvPicPr>
+                  <pic:blipFill>
+                    <a:blip r:embed="rId22" cstate="none"/>
+                    <a:srcRect/>
+                    <a:stretch>
+                      <a:fillRect/>
+                    </a:stretch>
+                  </pic:blipFill>
+                  <pic:spPr bwMode="auto">
+                    <a:xfrm>
+                      <a:off x="0" y="0"/>
+                      <a:ext cx="4762500" cy="2266950"/>
+                    </a:xfrm>
+                    <a:prstGeom prst="rect">
+                      <a:avLst/>
+                    </a:prstGeom>
+                  </pic:spPr>
+                </pic:pic>
+              </a:graphicData>
+            </a:graphic>
+          </wp:inline>
+        </w:drawing>
       </w:r>
     </w:p>
     <w:p>
@@ -8870,19 +9247,48 @@
     </w:p>
     <w:p>
       <w:pPr>
-        <w:spacing w:after="80" w:before="120"/>
+        <w:spacing w:after="40" w:before="80"/>
         <w:jc w:val="center"/>
       </w:pPr>
       <w:r>
-        <w:rPr>
-          <w:rFonts w:ascii="Arial" w:cs="Arial" w:eastAsia="Arial" w:hAnsi="Arial"/>
-          <w:i/>
-          <w:iCs/>
-          <w:color w:val="888888"/>
-          <w:sz w:val="20"/>
-          <w:szCs w:val="20"/>
-        </w:rPr>
-        <w:t xml:space="preserve">[ Figura 15 — RQ04: Comentários vs DIT (mediana) ]</w:t>
+        <w:drawing>
+          <wp:inline distT="0" distB="0" distL="0" distR="0">
+            <wp:extent cx="4762500" cy="2266950"/>
+            <wp:effectExtent t="0" r="0" b="0" l="0"/>
+            <wp:docPr id="1" name="" descr="" title=""/>
+            <wp:cNvGraphicFramePr>
+              <a:graphicFrameLocks xmlns:a="http://schemas.openxmlformats.org/drawingml/2006/main" noChangeAspect="1"/>
+            </wp:cNvGraphicFramePr>
+            <a:graphic xmlns:a="http://schemas.openxmlformats.org/drawingml/2006/main">
+              <a:graphicData uri="http://schemas.openxmlformats.org/drawingml/2006/picture">
+                <pic:pic xmlns:pic="http://schemas.openxmlformats.org/drawingml/2006/picture">
+                  <pic:nvPicPr>
+                    <pic:cNvPr id="0" name="" descr=""/>
+                    <pic:cNvPicPr>
+                      <a:picLocks noChangeAspect="1" noChangeArrowheads="1"/>
+                    </pic:cNvPicPr>
+                  </pic:nvPicPr>
+                  <pic:blipFill>
+                    <a:blip r:embed="rId23" cstate="none"/>
+                    <a:srcRect/>
+                    <a:stretch>
+                      <a:fillRect/>
+                    </a:stretch>
+                  </pic:blipFill>
+                  <pic:spPr bwMode="auto">
+                    <a:xfrm>
+                      <a:off x="0" y="0"/>
+                      <a:ext cx="4762500" cy="2266950"/>
+                    </a:xfrm>
+                    <a:prstGeom prst="rect">
+                      <a:avLst/>
+                    </a:prstGeom>
+                  </pic:spPr>
+                </pic:pic>
+              </a:graphicData>
+            </a:graphic>
+          </wp:inline>
+        </w:drawing>
       </w:r>
     </w:p>
     <w:p>
@@ -8904,19 +9310,48 @@
     </w:p>
     <w:p>
       <w:pPr>
-        <w:spacing w:after="80" w:before="120"/>
+        <w:spacing w:after="40" w:before="80"/>
         <w:jc w:val="center"/>
       </w:pPr>
       <w:r>
-        <w:rPr>
-          <w:rFonts w:ascii="Arial" w:cs="Arial" w:eastAsia="Arial" w:hAnsi="Arial"/>
-          <w:i/>
-          <w:iCs/>
-          <w:color w:val="888888"/>
-          <w:sz w:val="20"/>
-          <w:szCs w:val="20"/>
-        </w:rPr>
-        <w:t xml:space="preserve">[ Figura 16 — RQ04: Comentários vs LCOM (mediana) ]</w:t>
+        <w:drawing>
+          <wp:inline distT="0" distB="0" distL="0" distR="0">
+            <wp:extent cx="4762500" cy="2266950"/>
+            <wp:effectExtent t="0" r="0" b="0" l="0"/>
+            <wp:docPr id="1" name="" descr="" title=""/>
+            <wp:cNvGraphicFramePr>
+              <a:graphicFrameLocks xmlns:a="http://schemas.openxmlformats.org/drawingml/2006/main" noChangeAspect="1"/>
+            </wp:cNvGraphicFramePr>
+            <a:graphic xmlns:a="http://schemas.openxmlformats.org/drawingml/2006/main">
+              <a:graphicData uri="http://schemas.openxmlformats.org/drawingml/2006/picture">
+                <pic:pic xmlns:pic="http://schemas.openxmlformats.org/drawingml/2006/picture">
+                  <pic:nvPicPr>
+                    <pic:cNvPr id="0" name="" descr=""/>
+                    <pic:cNvPicPr>
+                      <a:picLocks noChangeAspect="1" noChangeArrowheads="1"/>
+                    </pic:cNvPicPr>
+                  </pic:nvPicPr>
+                  <pic:blipFill>
+                    <a:blip r:embed="rId24" cstate="none"/>
+                    <a:srcRect/>
+                    <a:stretch>
+                      <a:fillRect/>
+                    </a:stretch>
+                  </pic:blipFill>
+                  <pic:spPr bwMode="auto">
+                    <a:xfrm>
+                      <a:off x="0" y="0"/>
+                      <a:ext cx="4762500" cy="2266950"/>
+                    </a:xfrm>
+                    <a:prstGeom prst="rect">
+                      <a:avLst/>
+                    </a:prstGeom>
+                  </pic:spPr>
+                </pic:pic>
+              </a:graphicData>
+            </a:graphic>
+          </wp:inline>
+        </w:drawing>
       </w:r>
     </w:p>
     <w:p>
